--- a/docs/requerimientos_funcionales/obligatorios/rf_13/plantilla_rf13.docx
+++ b/docs/requerimientos_funcionales/obligatorios/rf_13/plantilla_rf13.docx
@@ -1577,16 +1577,7 @@
                 <w:szCs w:val="20"/>
                 <w:lang w:val="es-AR"/>
               </w:rPr>
-              <w:t>Plataforma Angular</w:t>
-            </w:r>
-            <w:r>
-              <w:rPr>
-                <w:bCs/>
-                <w:sz w:val="20"/>
-                <w:szCs w:val="20"/>
-                <w:lang w:val="es-AR"/>
-              </w:rPr>
-              <w:t xml:space="preserve"> -&gt; </w:t>
+              <w:t xml:space="preserve">Plataforma Angular -&gt; </w:t>
             </w:r>
             <w:r>
               <w:rPr>
@@ -3004,7 +2995,7 @@
           <w:sz w:val="20"/>
           <w:szCs w:val="20"/>
         </w:rPr>
-        <w:t>Registra o Actualiza una Publicación de Adopción.</w:t>
+        <w:t>Gestionar los Refugios adheridos del Programa.</w:t>
       </w:r>
     </w:p>
     <w:p>
@@ -4454,6 +4445,7 @@
                 <w:sz w:val="20"/>
                 <w:szCs w:val="20"/>
               </w:rPr>
+              <w:lastRenderedPageBreak/>
               <w:t>Respuesta</w:t>
             </w:r>
           </w:p>
